--- a/manuscript/submission_files/title_page.docx
+++ b/manuscript/submission_files/title_page.docx
@@ -239,7 +239,7 @@
         <w:t xml:space="preserve"> </w:t>
       </w:r>
       <w:r>
-        <w:t xml:space="preserve">The ArcGIS-served public benchmark source release is archived at https://doi.org/10.5281/zenodo.22689057 (v2.0.0; GitHub tag</w:t>
+        <w:t xml:space="preserve">The ArcGIS-served public benchmark source release is archived at https://doi.org/10.5281/zenodo.22763326 (v2.1.0; GitHub tag</w:t>
       </w:r>
       <w:r>
         <w:t xml:space="preserve"> </w:t>
@@ -248,7 +248,7 @@
         <w:rPr>
           <w:rStyle w:val="VerbatimChar"/>
         </w:rPr>
-        <w:t xml:space="preserve">v2.0.0</w:t>
+        <w:t xml:space="preserve">v2.1.0</w:t>
       </w:r>
       <w:r>
         <w:t xml:space="preserve">, commit</w:t>
@@ -260,7 +260,7 @@
         <w:rPr>
           <w:rStyle w:val="VerbatimChar"/>
         </w:rPr>
-        <w:t xml:space="preserve">77e2c59</w:t>
+        <w:t xml:space="preserve">efb0961</w:t>
       </w:r>
       <w:r>
         <w:t xml:space="preserve">; concept DOI https://doi.org/10.5281/zenodo.22663475). The Zenodo-generated ZIP preserves Git LFS pointer identities; hydrated large artifacts required for a full numerical rerun are retrieved from the tagged repository and verified against the included manifests.</w:t>
